--- a/Agile-Scrum_NguyenThienBao_De06.docx
+++ b/Agile-Scrum_NguyenThienBao_De06.docx
@@ -845,6 +845,14 @@
                 <w:szCs w:val="24"/>
               </w:rPr>
             </w:pPr>
+            <w:r>
+              <w:rPr>
+                <w:rFonts w:ascii="Times New Roman" w:eastAsia="Times New Roman" w:hAnsi="Times New Roman" w:cs="Times New Roman"/>
+                <w:sz w:val="24"/>
+                <w:szCs w:val="24"/>
+              </w:rPr>
+              <w:t>Tạo và phân công phiếu công việc</w:t>
+            </w:r>
           </w:p>
         </w:tc>
         <w:tc>
@@ -997,6 +1005,16 @@
                 <w:szCs w:val="24"/>
               </w:rPr>
             </w:pPr>
+            <w:r>
+              <w:rPr>
+                <w:rFonts w:ascii="Times New Roman" w:eastAsia="Times New Roman" w:hAnsi="Times New Roman" w:cs="Times New Roman"/>
+                <w:sz w:val="24"/>
+                <w:szCs w:val="24"/>
+              </w:rPr>
+              <w:t>Tự động cập nhật điểm đánh giá sau công việc</w:t>
+            </w:r>
+            <w:bookmarkStart w:id="0" w:name="_GoBack"/>
+            <w:bookmarkEnd w:id="0"/>
           </w:p>
         </w:tc>
         <w:tc>
@@ -4322,17 +4340,7 @@
                 <w:sz w:val="24"/>
                 <w:szCs w:val="24"/>
               </w:rPr>
-              <w:t>3SP),</w:t>
-            </w:r>
-            <w:bookmarkStart w:id="0" w:name="_GoBack"/>
-            <w:bookmarkEnd w:id="0"/>
-            <w:r>
-              <w:rPr>
-                <w:rFonts w:ascii="Times New Roman" w:eastAsia="Times New Roman" w:hAnsi="Times New Roman" w:cs="Times New Roman"/>
-                <w:sz w:val="24"/>
-                <w:szCs w:val="24"/>
-              </w:rPr>
-              <w:t xml:space="preserve"> </w:t>
+              <w:t xml:space="preserve">3SP), </w:t>
             </w:r>
             <w:r>
               <w:rPr>
